--- a/storage/templates/normalized-docx/BM-183/BM-183_normalized.docx
+++ b/storage/templates/normalized-docx/BM-183/BM-183_normalized.docx
@@ -1050,7 +1050,7 @@
         <w:rPr>
           <w:rFonts w:cs="Times New Roman" w:ascii="Times New Roman" w:hAnsi="Times New Roman"/>
         </w:rPr>
-        <w:t>{{document.field}}</w:t>
+        <w:t>{{document.fullDocumentCode}}</w:t>
       </w:r>
     </w:p>
     <w:p>
@@ -1147,7 +1147,7 @@
           <w:rFonts w:cs="Times New Roman" w:ascii="Times New Roman" w:hAnsi="Times New Roman"/>
           <w:lang w:val="it-IT"/>
         </w:rPr>
-        <w:t>{{document.field}}</w:t>
+        <w:t>{{document.issueDate}}</w:t>
       </w:r>
     </w:p>
     <w:p>
@@ -1263,7 +1263,7 @@
           <w:rFonts w:cs="Times New Roman" w:ascii="Times New Roman" w:hAnsi="Times New Roman"/>
           <w:spacing w:val="-4"/>
         </w:rPr>
-        <w:t>{{document.field}}</w:t>
+        <w:t>{{legalBasis.legalBasisLine}}</w:t>
       </w:r>
     </w:p>
     <w:p>
@@ -1277,7 +1277,7 @@
         <w:rPr>
           <w:rFonts w:cs="Times New Roman" w:ascii="Times New Roman" w:hAnsi="Times New Roman"/>
         </w:rPr>
-        <w:t>{{document.field}}</w:t>
+        <w:t>{{legalBasis.legalBasisLine2}}</w:t>
       </w:r>
     </w:p>
     <w:p>
@@ -1293,7 +1293,7 @@
         <w:rPr>
           <w:rFonts w:cs="Times New Roman" w:ascii="Times New Roman" w:hAnsi="Times New Roman"/>
         </w:rPr>
-        <w:t>{{document.field}}</w:t>
+        <w:t>{{document.contentLine}}</w:t>
       </w:r>
     </w:p>
     <w:p>
@@ -1374,13 +1374,13 @@
         <w:rPr>
           <w:rFonts w:cs="Times New Roman" w:ascii="Times New Roman" w:hAnsi="Times New Roman"/>
         </w:rPr>
-        <w:t>{{document.field}}</w:t>
-      </w:r>
-      <w:r>
-        <w:rPr>
-          <w:rFonts w:cs="Times New Roman" w:ascii="Times New Roman" w:hAnsi="Times New Roman"/>
-        </w:rPr>
-        <w:t>{{document.field}}</w:t>
+        <w:t>{{legalBasis.statuteReference}}</w:t>
+      </w:r>
+      <w:r>
+        <w:rPr>
+          <w:rFonts w:cs="Times New Roman" w:ascii="Times New Roman" w:hAnsi="Times New Roman"/>
+        </w:rPr>
+        <w:t>{{person.personFullName}}</w:t>
       </w:r>
     </w:p>
     <w:p>
@@ -1677,7 +1677,7 @@
                 <w:sz w:val="24"/>
                 <w:lang w:val="pt-BR"/>
               </w:rPr>
-              <w:t>{{document.field}}</w:t>
+              <w:t>{{person.dateOfBirth}}</w:t>
             </w:r>
           </w:p>
           <w:p>
